--- a/project/documents/miscellaneous/NovEmailTemplate.docx
+++ b/project/documents/miscellaneous/NovEmailTemplate.docx
@@ -5,25 +5,6 @@
     <w:p>
       <w:pPr>
         <w:spacing w:after="0" w:line="240" w:lineRule="auto"/>
-        <w:rPr>
-          <w:b/>
-        </w:rPr>
-      </w:pPr>
-      <w:r>
-        <w:rPr>
-          <w:b/>
-        </w:rPr>
-        <w:t>US</w:t>
-      </w:r>
-    </w:p>
-    <w:p>
-      <w:pPr>
-        <w:spacing w:after="0" w:line="240" w:lineRule="auto"/>
-      </w:pPr>
-    </w:p>
-    <w:p>
-      <w:pPr>
-        <w:spacing w:after="0" w:line="240" w:lineRule="auto"/>
       </w:pPr>
       <w:r>
         <w:t xml:space="preserve">Subject line:  </w:t>
@@ -38,50 +19,75 @@
         <w:t>.</w:t>
       </w:r>
       <w:r>
-        <w:t xml:space="preserve"> No. &lt;&lt;serialNo&gt;&gt;; NOV Ref: &lt;&lt;clientrefno&gt;&gt;; SLW Ref: &lt;&lt;matterno&gt;&gt;; &lt;&lt;action&gt;&gt;</w:t>
-      </w:r>
-    </w:p>
-    <w:p>
-      <w:pPr>
-        <w:spacing w:after="0" w:line="240" w:lineRule="auto"/>
-      </w:pPr>
-    </w:p>
-    <w:p>
-      <w:pPr>
-        <w:spacing w:after="0" w:line="240" w:lineRule="auto"/>
-      </w:pPr>
-      <w:r>
-        <w:t>Email Body</w:t>
-      </w:r>
-    </w:p>
-    <w:p>
-      <w:pPr>
-        <w:spacing w:after="0" w:line="240" w:lineRule="auto"/>
-      </w:pPr>
-      <w:r>
-        <w:t>Application No.: &lt;&lt;</w:t>
-      </w:r>
-      <w:r>
-        <w:t>this.</w:t>
-      </w:r>
-      <w:r>
-        <w:t>serialNo&gt;&gt;</w:t>
-      </w:r>
-    </w:p>
-    <w:p>
-      <w:pPr>
-        <w:spacing w:after="0" w:line="240" w:lineRule="auto"/>
-      </w:pPr>
-      <w:r>
-        <w:t>Publication No.:</w:t>
+        <w:t xml:space="preserve"> No. &lt;&lt;serialNo&gt;&gt;; NOV Ref: &lt;&lt;client</w:t>
+      </w:r>
+      <w:r>
+        <w:t>R</w:t>
+      </w:r>
+      <w:r>
+        <w:t>ef</w:t>
+      </w:r>
+      <w:r>
+        <w:t>N</w:t>
+      </w:r>
+      <w:r>
+        <w:t>o&gt;&gt;; SLW Ref: &lt;&lt;matter</w:t>
+      </w:r>
+      <w:r>
+        <w:t>N</w:t>
+      </w:r>
+      <w:r>
+        <w:t>o&gt;&gt;; &lt;&lt;action</w:t>
+      </w:r>
+      <w:r>
+        <w:t>Name</w:t>
+      </w:r>
+      <w:r>
+        <w:t>&gt;&gt;</w:t>
+      </w:r>
+    </w:p>
+    <w:p>
+      <w:pPr>
+        <w:spacing w:after="0" w:line="240" w:lineRule="auto"/>
+      </w:pPr>
+    </w:p>
+    <w:p>
+      <w:pPr>
+        <w:spacing w:after="0" w:line="240" w:lineRule="auto"/>
+      </w:pPr>
+    </w:p>
+    <w:p>
+      <w:pPr>
+        <w:spacing w:after="0" w:line="240" w:lineRule="auto"/>
+      </w:pPr>
+    </w:p>
+    <w:p>
+      <w:pPr>
+        <w:spacing w:after="0" w:line="240" w:lineRule="auto"/>
+      </w:pPr>
+    </w:p>
+    <w:p>
+      <w:pPr>
+        <w:spacing w:after="0" w:line="240" w:lineRule="auto"/>
+      </w:pPr>
+      <w:r>
+        <w:t>Application No.: &lt;&lt;serialNo&gt;&gt;</w:t>
+      </w:r>
+    </w:p>
+    <w:p>
+      <w:pPr>
+        <w:spacing w:after="0" w:line="240" w:lineRule="auto"/>
+      </w:pPr>
+      <w:r>
+        <w:t>&lt;&lt;pubtxt&gt;&gt;</w:t>
+      </w:r>
+      <w:r>
+        <w:t>:</w:t>
       </w:r>
       <w:r>
         <w:t xml:space="preserve"> &lt;&lt;</w:t>
       </w:r>
       <w:r>
-        <w:t>this.</w:t>
-      </w:r>
-      <w:r>
         <w:t>pubNo&gt;&gt;</w:t>
       </w:r>
     </w:p>
@@ -90,26 +96,20 @@
         <w:spacing w:after="0" w:line="240" w:lineRule="auto"/>
       </w:pPr>
       <w:r>
-        <w:t>Title:  &lt;&lt;</w:t>
-      </w:r>
-      <w:r>
-        <w:t>this.</w:t>
-      </w:r>
-      <w:r>
-        <w:t>title&gt;&gt;</w:t>
-      </w:r>
-    </w:p>
-    <w:p>
-      <w:pPr>
-        <w:spacing w:after="0" w:line="240" w:lineRule="auto"/>
-      </w:pPr>
+        <w:t>Title:  &lt;&lt;title&gt;&gt;</w:t>
+      </w:r>
+    </w:p>
+    <w:p>
+      <w:pPr>
+        <w:spacing w:after="0" w:line="240" w:lineRule="auto"/>
+      </w:pPr>
+      <w:r>
+        <w:t>&lt;&lt;pct&gt;&gt;</w:t>
+      </w:r>
       <w:r>
         <w:t>Filing Date: &lt;&lt;</w:t>
       </w:r>
       <w:r>
-        <w:t>this.</w:t>
-      </w:r>
-      <w:r>
         <w:t>filedDate&gt;&gt;</w:t>
       </w:r>
     </w:p>
@@ -133,400 +133,14 @@
         <w:t>:</w:t>
       </w:r>
       <w:r>
-        <w:t xml:space="preserve"> &lt;&lt;</w:t>
-      </w:r>
-      <w:r>
-        <w:t>this.</w:t>
-      </w:r>
-      <w:r>
-        <w:t>inventorlist&gt;&gt;</w:t>
-      </w:r>
-    </w:p>
-    <w:p>
-      <w:pPr>
-        <w:spacing w:after="0" w:line="240" w:lineRule="auto"/>
-      </w:pPr>
-    </w:p>
-    <w:p>
-      <w:pPr>
-        <w:spacing w:after="0" w:line="240" w:lineRule="auto"/>
-        <w:rPr>
-          <w:b/>
-        </w:rPr>
-      </w:pPr>
-      <w:r>
-        <w:rPr>
-          <w:b/>
-        </w:rPr>
-        <w:t>PCT</w:t>
-      </w:r>
-    </w:p>
-    <w:p>
-      <w:pPr>
-        <w:spacing w:after="0" w:line="240" w:lineRule="auto"/>
-      </w:pPr>
-    </w:p>
-    <w:p>
-      <w:pPr>
-        <w:spacing w:after="0" w:line="240" w:lineRule="auto"/>
-      </w:pPr>
-      <w:r>
-        <w:t xml:space="preserve">Subject line:  </w:t>
-      </w:r>
-      <w:r>
-        <w:t>&lt;&lt;Purpose&gt;&gt;</w:t>
-      </w:r>
-      <w:r>
-        <w:t>; App</w:t>
-      </w:r>
-      <w:r>
-        <w:t>.</w:t>
-      </w:r>
-      <w:r>
-        <w:t xml:space="preserve"> No. &lt;&lt;serialNo&gt;&gt;; NOV Ref: &lt;&lt;clientrefno&gt;&gt;; SLW Ref: &lt;&lt;matterno&gt;&gt;; &lt;&lt;action&gt;&gt;</w:t>
-      </w:r>
-    </w:p>
-    <w:p>
-      <w:pPr>
-        <w:spacing w:after="0" w:line="240" w:lineRule="auto"/>
-      </w:pPr>
-    </w:p>
-    <w:p>
-      <w:pPr>
-        <w:spacing w:after="0" w:line="240" w:lineRule="auto"/>
-      </w:pPr>
-      <w:r>
-        <w:t>Email Body</w:t>
-      </w:r>
-    </w:p>
-    <w:p>
-      <w:pPr>
-        <w:spacing w:after="0" w:line="240" w:lineRule="auto"/>
-      </w:pPr>
-      <w:r>
-        <w:t>Application No.: &lt;&lt;</w:t>
-      </w:r>
-      <w:r>
-        <w:t>THIS.</w:t>
-      </w:r>
-      <w:r>
-        <w:t>serialNo&gt;&gt;</w:t>
-      </w:r>
-    </w:p>
-    <w:p>
-      <w:pPr>
-        <w:spacing w:after="0" w:line="240" w:lineRule="auto"/>
-      </w:pPr>
-      <w:r>
-        <w:t>Publication No.: &lt;&lt;</w:t>
-      </w:r>
-      <w:r>
-        <w:t>THIS.</w:t>
-      </w:r>
-      <w:r>
-        <w:t>pubNo&gt;&gt;</w:t>
-      </w:r>
-    </w:p>
-    <w:p>
-      <w:pPr>
-        <w:spacing w:after="0" w:line="240" w:lineRule="auto"/>
-      </w:pPr>
-      <w:r>
-        <w:t>Title:  &lt;&lt;</w:t>
-      </w:r>
-      <w:r>
-        <w:t>THIS.</w:t>
-      </w:r>
-      <w:r>
-        <w:t>title&gt;&gt;</w:t>
-      </w:r>
-    </w:p>
-    <w:p>
-      <w:pPr>
-        <w:spacing w:after="0" w:line="240" w:lineRule="auto"/>
-      </w:pPr>
-      <w:r>
-        <w:t>Filing Date: &lt;&lt;</w:t>
-      </w:r>
-      <w:r>
-        <w:t>THIS.</w:t>
-      </w:r>
-      <w:r>
-        <w:t>filedDate&gt;&gt;</w:t>
-      </w:r>
-    </w:p>
-    <w:p>
-      <w:pPr>
-        <w:spacing w:after="0" w:line="240" w:lineRule="auto"/>
-      </w:pPr>
-      <w:r>
-        <w:t>Inventor(s): &lt;&lt;</w:t>
-      </w:r>
-      <w:r>
-        <w:t>THIS.</w:t>
-      </w:r>
-      <w:r>
-        <w:t>inventorlist&gt;&gt;</w:t>
-      </w:r>
-    </w:p>
-    <w:p>
-      <w:pPr>
-        <w:spacing w:after="0" w:line="240" w:lineRule="auto"/>
-      </w:pPr>
-    </w:p>
-    <w:p>
-      <w:pPr>
-        <w:spacing w:after="0" w:line="240" w:lineRule="auto"/>
-        <w:rPr>
-          <w:b/>
-        </w:rPr>
-      </w:pPr>
-      <w:r>
-        <w:rPr>
-          <w:b/>
-        </w:rPr>
-        <w:t>Foreign NSPCT</w:t>
-      </w:r>
-    </w:p>
-    <w:p>
-      <w:pPr>
-        <w:spacing w:after="0" w:line="240" w:lineRule="auto"/>
-      </w:pPr>
-    </w:p>
-    <w:p>
-      <w:pPr>
-        <w:spacing w:after="0" w:line="240" w:lineRule="auto"/>
-      </w:pPr>
-      <w:r>
-        <w:t xml:space="preserve">Subject line:  </w:t>
-      </w:r>
-      <w:r>
-        <w:t>&lt;&lt;Purpose&gt;&gt;</w:t>
-      </w:r>
-      <w:r>
-        <w:t>; App</w:t>
-      </w:r>
-      <w:r>
-        <w:t>.</w:t>
-      </w:r>
-      <w:r>
-        <w:t xml:space="preserve"> No. &lt;&lt;serialNo&gt;&gt;; NOV Ref: &lt;&lt;clientrefno&gt;&gt;; SLW Ref: &lt;&lt;matterno&gt;&gt;; &lt;&lt;action&gt;&gt;</w:t>
-      </w:r>
-    </w:p>
-    <w:p>
-      <w:pPr>
-        <w:spacing w:after="0" w:line="240" w:lineRule="auto"/>
-      </w:pPr>
-    </w:p>
-    <w:p>
-      <w:pPr>
-        <w:spacing w:after="0" w:line="240" w:lineRule="auto"/>
-      </w:pPr>
-      <w:r>
-        <w:t>Email Body</w:t>
-      </w:r>
-    </w:p>
-    <w:p>
-      <w:pPr>
-        <w:spacing w:after="0" w:line="240" w:lineRule="auto"/>
-      </w:pPr>
-      <w:r>
-        <w:t>Application No.: &lt;&lt;</w:t>
-      </w:r>
-      <w:r>
-        <w:t>THIS.</w:t>
-      </w:r>
-      <w:r>
-        <w:t>serialNo&gt;&gt;</w:t>
-      </w:r>
-    </w:p>
-    <w:p>
-      <w:pPr>
-        <w:spacing w:after="0" w:line="240" w:lineRule="auto"/>
-      </w:pPr>
-      <w:r>
-        <w:t>National Phase of: &lt;&lt;pctserialNo&gt;&gt;</w:t>
-      </w:r>
-    </w:p>
-    <w:p>
-      <w:pPr>
-        <w:spacing w:after="0" w:line="240" w:lineRule="auto"/>
-      </w:pPr>
-      <w:r>
-        <w:t>Title:  &lt;&lt;</w:t>
-      </w:r>
-      <w:r>
-        <w:t>THIS.</w:t>
-      </w:r>
-      <w:r>
-        <w:t>title&gt;&gt;</w:t>
-      </w:r>
-    </w:p>
-    <w:p>
-      <w:pPr>
-        <w:spacing w:after="0" w:line="240" w:lineRule="auto"/>
-      </w:pPr>
-      <w:r>
-        <w:t>PCT Filing Date: &lt;&lt;</w:t>
-      </w:r>
-      <w:r>
-        <w:t>THIS.</w:t>
-      </w:r>
-      <w:r>
-        <w:t>filedDate&gt;&gt;</w:t>
-      </w:r>
-    </w:p>
-    <w:p>
-      <w:pPr>
-        <w:spacing w:after="0" w:line="240" w:lineRule="auto"/>
-      </w:pPr>
-      <w:r>
-        <w:t>Inventor(s): &lt;&lt;</w:t>
-      </w:r>
-      <w:r>
-        <w:t>THIS.</w:t>
-      </w:r>
-      <w:r>
-        <w:t>inventorlist&gt;&gt;</w:t>
-      </w:r>
-    </w:p>
-    <w:p>
-      <w:pPr>
-        <w:spacing w:after="0" w:line="240" w:lineRule="auto"/>
-      </w:pPr>
-    </w:p>
-    <w:p>
-      <w:pPr>
-        <w:spacing w:after="0" w:line="240" w:lineRule="auto"/>
-        <w:rPr>
-          <w:b/>
-        </w:rPr>
-      </w:pPr>
-      <w:r>
-        <w:rPr>
-          <w:b/>
-        </w:rPr>
-        <w:t>Foreign ORG</w:t>
-      </w:r>
-    </w:p>
-    <w:p>
-      <w:pPr>
-        <w:spacing w:after="0" w:line="240" w:lineRule="auto"/>
-      </w:pPr>
-    </w:p>
-    <w:p>
-      <w:pPr>
-        <w:spacing w:after="0" w:line="240" w:lineRule="auto"/>
-      </w:pPr>
-      <w:r>
-        <w:t xml:space="preserve">Subject line:  </w:t>
-      </w:r>
-      <w:r>
-        <w:t>&lt;&lt;Purpose&gt;&gt;</w:t>
-      </w:r>
-      <w:r>
-        <w:t>; App</w:t>
-      </w:r>
-      <w:r>
-        <w:t>.</w:t>
-      </w:r>
-      <w:r>
-        <w:t xml:space="preserve"> No. &lt;&lt;serialNo&gt;&gt;; NOV Ref: &lt;&lt;clientrefno&gt;&gt;; SLW Ref: &lt;&lt;matterno&gt;&gt;; &lt;&lt;action&gt;&gt;</w:t>
-      </w:r>
-    </w:p>
-    <w:p>
-      <w:pPr>
-        <w:spacing w:after="0" w:line="240" w:lineRule="auto"/>
-      </w:pPr>
-    </w:p>
-    <w:p>
-      <w:pPr>
-        <w:spacing w:after="0" w:line="240" w:lineRule="auto"/>
-      </w:pPr>
-      <w:r>
-        <w:t>Email Body</w:t>
-      </w:r>
-    </w:p>
-    <w:p>
-      <w:pPr>
-        <w:spacing w:after="0" w:line="240" w:lineRule="auto"/>
-      </w:pPr>
-      <w:r>
-        <w:t>Application No.: &lt;&lt;</w:t>
-      </w:r>
-      <w:r>
-        <w:t>THIS.</w:t>
-      </w:r>
-      <w:r>
-        <w:t>serialNo&gt;&gt;</w:t>
-      </w:r>
-    </w:p>
-    <w:p>
-      <w:pPr>
-        <w:spacing w:after="0" w:line="240" w:lineRule="auto"/>
-      </w:pPr>
-      <w:r>
-        <w:t>Priority: &lt;&lt;</w:t>
-      </w:r>
-      <w:r>
-        <w:t>THIS.</w:t>
-      </w:r>
-      <w:r>
-        <w:t>priorityserialNo&gt;&gt; filed &lt;&lt;</w:t>
-      </w:r>
-      <w:r>
-        <w:t>THIS.</w:t>
-      </w:r>
-      <w:r>
-        <w:t>priorityfiledDate&gt;&gt;</w:t>
-      </w:r>
-    </w:p>
-    <w:p>
-      <w:pPr>
-        <w:spacing w:after="0" w:line="240" w:lineRule="auto"/>
-      </w:pPr>
-      <w:r>
-        <w:t>Title:  &lt;&lt;</w:t>
-      </w:r>
-      <w:r>
-        <w:t>THIS.</w:t>
-      </w:r>
-      <w:r>
-        <w:t>title&gt;&gt;</w:t>
-      </w:r>
-    </w:p>
-    <w:p>
-      <w:pPr>
-        <w:spacing w:after="0" w:line="240" w:lineRule="auto"/>
-      </w:pPr>
-      <w:r>
-        <w:t>Filing Date: &lt;&lt;</w:t>
-      </w:r>
-      <w:r>
-        <w:t>THIS.</w:t>
-      </w:r>
-      <w:r>
-        <w:t>filedDate&gt;&gt;</w:t>
-      </w:r>
-    </w:p>
-    <w:p>
-      <w:pPr>
-        <w:spacing w:after="0" w:line="240" w:lineRule="auto"/>
-      </w:pPr>
-      <w:r>
-        <w:t>Inventor(s): &lt;&lt;</w:t>
-      </w:r>
-      <w:r>
-        <w:t>THIS.</w:t>
-      </w:r>
-      <w:r>
-        <w:t>inventorlist&gt;&gt;</w:t>
-      </w:r>
-    </w:p>
-    <w:p>
-      <w:pPr>
-        <w:spacing w:after="0" w:line="240" w:lineRule="auto"/>
-      </w:pPr>
+        <w:t xml:space="preserve"> &lt;&lt;inventor</w:t>
+      </w:r>
+      <w:r>
+        <w:t>L</w:t>
+      </w:r>
+      <w:r>
+        <w:t>ist&gt;&gt;</w:t>
+      </w:r>
     </w:p>
     <w:sectPr>
       <w:pgSz w:w="12240" w:h="15840"/>
